--- a/pr-preview/pr-33/chapters/coding-style.docx
+++ b/pr-preview/pr-33/chapters/coding-style.docx
@@ -15,7 +15,7 @@
         <w:pStyle w:val="Date"/>
       </w:pPr>
       <w:r>
-        <w:t xml:space="preserve">Last modified: 2026-10-14 09:14:27 (PDT)</w:t>
+        <w:t xml:space="preserve">Last modified: 2026-10-14 09:28:12 (PDT)</w:t>
       </w:r>
     </w:p>
     <w:p>

--- a/pr-preview/pr-33/chapters/coding-style.docx
+++ b/pr-preview/pr-33/chapters/coding-style.docx
@@ -15,7 +15,7 @@
         <w:pStyle w:val="Date"/>
       </w:pPr>
       <w:r>
-        <w:t xml:space="preserve">Last modified: 2026-10-14 09:28:12 (PDT)</w:t>
+        <w:t xml:space="preserve">Last modified: 2026-10-14 10:05:03 (PDT)</w:t>
       </w:r>
     </w:p>
     <w:p>

--- a/pr-preview/pr-33/chapters/coding-style.docx
+++ b/pr-preview/pr-33/chapters/coding-style.docx
@@ -15,7 +15,7 @@
         <w:pStyle w:val="Date"/>
       </w:pPr>
       <w:r>
-        <w:t xml:space="preserve">Last modified: 2026-10-14 10:05:03 (PDT)</w:t>
+        <w:t xml:space="preserve">Last modified: 2026-10-14 10:35:08 (PDT)</w:t>
       </w:r>
     </w:p>
     <w:p>
@@ -20280,7 +20280,7 @@
                 <w:rPr>
                   <w:rStyle w:val="VerbatimChar"/>
                 </w:rPr>
-                <w:t xml:space="preserve">lms</w:t>
+                <w:t xml:space="preserve">{lms}</w:t>
               </w:r>
             </w:hyperlink>
             <w:r>

--- a/pr-preview/pr-33/chapters/coding-style.docx
+++ b/pr-preview/pr-33/chapters/coding-style.docx
@@ -15,7 +15,7 @@
         <w:pStyle w:val="Date"/>
       </w:pPr>
       <w:r>
-        <w:t xml:space="preserve">Last modified: 2026-10-14 10:35:08 (PDT)</w:t>
+        <w:t xml:space="preserve">Last modified: 2026-10-14 12:06:44 (PDT)</w:t>
       </w:r>
     </w:p>
     <w:p>
